--- a/extrakty/doc/TC278WG4/extract_14819-2_(2023).docx
+++ b/extrakty/doc/TC278WG4/extract_14819-2_(2023).docx
@@ -577,7 +577,6 @@
           <w:color w:val="000000"/>
           <w:sz w:val="22"/>
           <w:szCs w:val="22"/>
-          <w:u w:val="none"/>
           <w:shd w:fill="auto" w:val="clear"/>
           <w:vertAlign w:val="baseline"/>
           <w:rtl w:val="0"/>
@@ -770,7 +769,148 @@
           <w:vertAlign w:val="baseline"/>
           <w:rtl w:val="0"/>
         </w:rPr>
-        <w:t xml:space="preserve">Souvisící normy</w:t>
+        <w:t xml:space="preserve">1 Předmět normy</w:t>
+      </w:r>
+    </w:p>
+    <w:p>
+      <w:pPr>
+        <w:keepNext w:val="0"/>
+        <w:keepLines w:val="0"/>
+        <w:pageBreakBefore w:val="0"/>
+        <w:widowControl w:val="0"/>
+        <w:pBdr>
+          <w:top w:space="0" w:sz="0" w:val="nil"/>
+          <w:left w:space="0" w:sz="0" w:val="nil"/>
+          <w:bottom w:space="0" w:sz="0" w:val="nil"/>
+          <w:right w:space="0" w:sz="0" w:val="nil"/>
+          <w:between w:space="0" w:sz="0" w:val="nil"/>
+        </w:pBdr>
+        <w:shd w:fill="auto" w:val="clear"/>
+        <w:spacing w:after="113" w:before="113" w:line="240" w:lineRule="auto"/>
+        <w:ind w:left="0" w:right="0" w:firstLine="0"/>
+        <w:jc w:val="both"/>
+        <w:rPr>
+          <w:rFonts w:ascii="Arial" w:cs="Arial" w:eastAsia="Arial" w:hAnsi="Arial"/>
+          <w:b w:val="0"/>
+          <w:i w:val="0"/>
+          <w:smallCaps w:val="0"/>
+          <w:strike w:val="0"/>
+          <w:color w:val="000000"/>
+          <w:sz w:val="22"/>
+          <w:szCs w:val="22"/>
+          <w:u w:val="none"/>
+          <w:shd w:fill="auto" w:val="clear"/>
+          <w:vertAlign w:val="baseline"/>
+        </w:rPr>
+      </w:pPr>
+      <w:r>
+        <w:rPr>
+          <w:rFonts w:ascii="Arial" w:cs="Arial" w:eastAsia="Arial" w:hAnsi="Arial"/>
+          <w:smallCaps w:val="0"/>
+          <w:strike w:val="0"/>
+          <w:color w:val="000000"/>
+          <w:sz w:val="22"/>
+          <w:szCs w:val="22"/>
+          <w:u w:val="none"/>
+          <w:shd w:fill="auto" w:val="clear"/>
+          <w:vertAlign w:val="baseline"/>
+          <w:rtl w:val="0"/>
+        </w:rPr>
+        <w:t xml:space="preserve">Tato kapitola (rozsah 1 odstavec) stanovuje předmět popisovaného dokumentu: katalog událostí používaný při kódování zpráv protokolem ALERT-C, jehož koncept a struktura zprávy jsou stanoveny v EN ISO 14819-1.</w:t>
+      </w:r>
+    </w:p>
+    <w:p>
+      <w:pPr>
+        <w:keepNext w:val="0"/>
+        <w:keepLines w:val="0"/>
+        <w:pageBreakBefore w:val="0"/>
+        <w:widowControl w:val="0"/>
+        <w:pBdr>
+          <w:top w:space="0" w:sz="0" w:val="nil"/>
+          <w:left w:space="0" w:sz="0" w:val="nil"/>
+          <w:bottom w:space="0" w:sz="0" w:val="nil"/>
+          <w:right w:space="0" w:sz="0" w:val="nil"/>
+          <w:between w:space="0" w:sz="0" w:val="nil"/>
+        </w:pBdr>
+        <w:shd w:fill="auto" w:val="clear"/>
+        <w:spacing w:after="113" w:before="113" w:line="240" w:lineRule="auto"/>
+        <w:ind w:left="0" w:right="0" w:firstLine="0"/>
+        <w:jc w:val="both"/>
+        <w:rPr>
+          <w:rFonts w:ascii="Arial" w:cs="Arial" w:eastAsia="Arial" w:hAnsi="Arial"/>
+          <w:b w:val="0"/>
+          <w:i w:val="0"/>
+          <w:smallCaps w:val="0"/>
+          <w:strike w:val="0"/>
+          <w:color w:val="000000"/>
+          <w:sz w:val="22"/>
+          <w:szCs w:val="22"/>
+          <w:u w:val="none"/>
+          <w:shd w:fill="auto" w:val="clear"/>
+          <w:vertAlign w:val="baseline"/>
+        </w:rPr>
+      </w:pPr>
+      <w:r>
+        <w:rPr>
+          <w:rFonts w:ascii="Arial" w:cs="Arial" w:eastAsia="Arial" w:hAnsi="Arial"/>
+          <w:smallCaps w:val="0"/>
+          <w:strike w:val="0"/>
+          <w:color w:val="000000"/>
+          <w:sz w:val="22"/>
+          <w:szCs w:val="22"/>
+          <w:u w:val="none"/>
+          <w:shd w:fill="auto" w:val="clear"/>
+          <w:vertAlign w:val="baseline"/>
+          <w:rtl w:val="0"/>
+        </w:rPr>
+        <w:t xml:space="preserve">Popisovaný dokument stanovuje úplný seznam dopravních situací, které lze službou RDS-TMC předat, přiřazuje každé z nich jedinečný číselný kód a k tomuto kódu vlastnosti, se kterými koncové zařízení dále pracuje: povahu události, přípustný kvantifikátor, typ trvání, směrovost, urgenci a aktualizační třídu.</w:t>
+      </w:r>
+    </w:p>
+    <w:p>
+      <w:pPr>
+        <w:keepNext w:val="1"/>
+        <w:keepLines w:val="0"/>
+        <w:pageBreakBefore w:val="0"/>
+        <w:widowControl w:val="0"/>
+        <w:pBdr>
+          <w:top w:space="0" w:sz="0" w:val="nil"/>
+          <w:left w:space="0" w:sz="0" w:val="nil"/>
+          <w:bottom w:space="0" w:sz="0" w:val="nil"/>
+          <w:right w:space="0" w:sz="0" w:val="nil"/>
+          <w:between w:space="0" w:sz="0" w:val="nil"/>
+        </w:pBdr>
+        <w:shd w:fill="auto" w:val="clear"/>
+        <w:spacing w:after="120" w:before="240" w:line="240" w:lineRule="auto"/>
+        <w:ind w:left="0" w:right="0" w:firstLine="0"/>
+        <w:jc w:val="both"/>
+        <w:rPr>
+          <w:rFonts w:ascii="Arial" w:cs="Arial" w:eastAsia="Arial" w:hAnsi="Arial"/>
+          <w:b w:val="1"/>
+          <w:i w:val="0"/>
+          <w:smallCaps w:val="0"/>
+          <w:strike w:val="0"/>
+          <w:color w:val="000000"/>
+          <w:sz w:val="32"/>
+          <w:szCs w:val="32"/>
+          <w:u w:val="none"/>
+          <w:shd w:fill="auto" w:val="clear"/>
+          <w:vertAlign w:val="baseline"/>
+        </w:rPr>
+      </w:pPr>
+      <w:r>
+        <w:rPr>
+          <w:rFonts w:ascii="Arial" w:cs="Arial" w:eastAsia="Arial" w:hAnsi="Arial"/>
+          <w:smallCaps w:val="0"/>
+          <w:strike w:val="0"/>
+          <w:color w:val="000000"/>
+          <w:sz w:val="32"/>
+          <w:szCs w:val="32"/>
+          <w:u w:val="none"/>
+          <w:shd w:fill="auto" w:val="clear"/>
+          <w:vertAlign w:val="baseline"/>
+          <w:rtl w:val="0"/>
+        </w:rPr>
+        <w:t xml:space="preserve">2 Souvisící normy</w:t>
       </w:r>
     </w:p>
     <w:p>
@@ -864,147 +1004,6 @@
           <w:vertAlign w:val="baseline"/>
           <w:rtl w:val="0"/>
         </w:rPr>
-        <w:t xml:space="preserve">1 Předmět normy</w:t>
-      </w:r>
-    </w:p>
-    <w:p>
-      <w:pPr>
-        <w:keepNext w:val="0"/>
-        <w:keepLines w:val="0"/>
-        <w:pageBreakBefore w:val="0"/>
-        <w:widowControl w:val="0"/>
-        <w:pBdr>
-          <w:top w:space="0" w:sz="0" w:val="nil"/>
-          <w:left w:space="0" w:sz="0" w:val="nil"/>
-          <w:bottom w:space="0" w:sz="0" w:val="nil"/>
-          <w:right w:space="0" w:sz="0" w:val="nil"/>
-          <w:between w:space="0" w:sz="0" w:val="nil"/>
-        </w:pBdr>
-        <w:shd w:fill="auto" w:val="clear"/>
-        <w:spacing w:after="113" w:before="113" w:line="240" w:lineRule="auto"/>
-        <w:ind w:left="0" w:right="0" w:firstLine="0"/>
-        <w:jc w:val="both"/>
-        <w:rPr>
-          <w:rFonts w:ascii="Arial" w:cs="Arial" w:eastAsia="Arial" w:hAnsi="Arial"/>
-          <w:b w:val="0"/>
-          <w:i w:val="0"/>
-          <w:smallCaps w:val="0"/>
-          <w:strike w:val="0"/>
-          <w:color w:val="000000"/>
-          <w:sz w:val="22"/>
-          <w:szCs w:val="22"/>
-          <w:u w:val="none"/>
-          <w:shd w:fill="auto" w:val="clear"/>
-          <w:vertAlign w:val="baseline"/>
-        </w:rPr>
-      </w:pPr>
-      <w:r>
-        <w:rPr>
-          <w:rFonts w:ascii="Arial" w:cs="Arial" w:eastAsia="Arial" w:hAnsi="Arial"/>
-          <w:smallCaps w:val="0"/>
-          <w:strike w:val="0"/>
-          <w:color w:val="000000"/>
-          <w:sz w:val="22"/>
-          <w:szCs w:val="22"/>
-          <w:u w:val="none"/>
-          <w:shd w:fill="auto" w:val="clear"/>
-          <w:vertAlign w:val="baseline"/>
-          <w:rtl w:val="0"/>
-        </w:rPr>
-        <w:t xml:space="preserve">Tato kapitola (rozsah 1 odstavec) stanovuje předmět popisovaného dokumentu: katalog událostí používaný při kódování zpráv protokolem ALERT-C, jehož koncept a struktura zprávy jsou stanoveny v EN ISO 14819-1.</w:t>
-      </w:r>
-    </w:p>
-    <w:p>
-      <w:pPr>
-        <w:keepNext w:val="0"/>
-        <w:keepLines w:val="0"/>
-        <w:pageBreakBefore w:val="0"/>
-        <w:widowControl w:val="0"/>
-        <w:pBdr>
-          <w:top w:space="0" w:sz="0" w:val="nil"/>
-          <w:left w:space="0" w:sz="0" w:val="nil"/>
-          <w:bottom w:space="0" w:sz="0" w:val="nil"/>
-          <w:right w:space="0" w:sz="0" w:val="nil"/>
-          <w:between w:space="0" w:sz="0" w:val="nil"/>
-        </w:pBdr>
-        <w:shd w:fill="auto" w:val="clear"/>
-        <w:spacing w:after="113" w:before="113" w:line="240" w:lineRule="auto"/>
-        <w:ind w:left="0" w:right="0" w:firstLine="0"/>
-        <w:jc w:val="both"/>
-        <w:rPr>
-          <w:rFonts w:ascii="Arial" w:cs="Arial" w:eastAsia="Arial" w:hAnsi="Arial"/>
-          <w:b w:val="0"/>
-          <w:i w:val="0"/>
-          <w:smallCaps w:val="0"/>
-          <w:strike w:val="0"/>
-          <w:color w:val="000000"/>
-          <w:sz w:val="22"/>
-          <w:szCs w:val="22"/>
-          <w:u w:val="none"/>
-          <w:shd w:fill="auto" w:val="clear"/>
-          <w:vertAlign w:val="baseline"/>
-        </w:rPr>
-      </w:pPr>
-      <w:r>
-        <w:rPr>
-          <w:rFonts w:ascii="Arial" w:cs="Arial" w:eastAsia="Arial" w:hAnsi="Arial"/>
-          <w:smallCaps w:val="0"/>
-          <w:strike w:val="0"/>
-          <w:color w:val="000000"/>
-          <w:sz w:val="22"/>
-          <w:szCs w:val="22"/>
-          <w:u w:val="none"/>
-          <w:shd w:fill="auto" w:val="clear"/>
-          <w:vertAlign w:val="baseline"/>
-          <w:rtl w:val="0"/>
-        </w:rPr>
-        <w:t xml:space="preserve">Popisovaný dokument stanovuje úplný seznam dopravních situací, které lze službou RDS-TMC předat, přiřazuje každé z nich jedinečný číselný kód a k tomuto kódu vlastnosti, se kterými koncové zařízení dále pracuje: povahu události, přípustný kvantifikátor, typ trvání, směrovost, urgenci a aktualizační třídu.</w:t>
-      </w:r>
-    </w:p>
-    <w:p>
-      <w:pPr>
-        <w:keepNext w:val="1"/>
-        <w:keepLines w:val="0"/>
-        <w:pageBreakBefore w:val="0"/>
-        <w:widowControl w:val="0"/>
-        <w:pBdr>
-          <w:top w:space="0" w:sz="0" w:val="nil"/>
-          <w:left w:space="0" w:sz="0" w:val="nil"/>
-          <w:bottom w:space="0" w:sz="0" w:val="nil"/>
-          <w:right w:space="0" w:sz="0" w:val="nil"/>
-          <w:between w:space="0" w:sz="0" w:val="nil"/>
-        </w:pBdr>
-        <w:shd w:fill="auto" w:val="clear"/>
-        <w:spacing w:after="120" w:before="240" w:line="240" w:lineRule="auto"/>
-        <w:ind w:left="0" w:right="0" w:firstLine="0"/>
-        <w:jc w:val="both"/>
-        <w:rPr>
-          <w:rFonts w:ascii="Arial" w:cs="Arial" w:eastAsia="Arial" w:hAnsi="Arial"/>
-          <w:b w:val="1"/>
-          <w:i w:val="0"/>
-          <w:smallCaps w:val="0"/>
-          <w:strike w:val="0"/>
-          <w:color w:val="000000"/>
-          <w:sz w:val="32"/>
-          <w:szCs w:val="32"/>
-          <w:u w:val="none"/>
-          <w:shd w:fill="auto" w:val="clear"/>
-          <w:vertAlign w:val="baseline"/>
-        </w:rPr>
-      </w:pPr>
-      <w:r>
-        <w:rPr>
-          <w:rFonts w:ascii="Arial" w:cs="Arial" w:eastAsia="Arial" w:hAnsi="Arial"/>
-          <w:smallCaps w:val="0"/>
-          <w:strike w:val="0"/>
-          <w:color w:val="000000"/>
-          <w:sz w:val="32"/>
-          <w:szCs w:val="32"/>
-          <w:u w:val="none"/>
-          <w:shd w:fill="auto" w:val="clear"/>
-          <w:vertAlign w:val="baseline"/>
-          <w:rtl w:val="0"/>
-        </w:rPr>
         <w:t xml:space="preserve">3 Termíny a definice</w:t>
       </w:r>
     </w:p>
@@ -1530,12 +1529,11 @@
           <w:color w:val="000000"/>
           <w:sz w:val="22"/>
           <w:szCs w:val="22"/>
-          <w:u w:val="none"/>
           <w:shd w:fill="auto" w:val="clear"/>
           <w:vertAlign w:val="baseline"/>
           <w:rtl w:val="0"/>
         </w:rPr>
-        <w:t xml:space="preserve">Další termíny a zkratky z oboru ITS jsou obsaženy ve slovníku ITS (&lt;www.ITSterminology.org&gt;).</w:t>
+        <w:t xml:space="preserve">Další termíny a zkratky z oboru ITS jsou obsaženy ve slovníku ITS terminology (www.ITSterminology.org).</w:t>
       </w:r>
     </w:p>
     <w:p>

--- a/extrakty/doc/TC278WG4/extract_14819-2_(2023).docx
+++ b/extrakty/doc/TC278WG4/extract_14819-2_(2023).docx
@@ -54,7 +54,7 @@
           <w:vertAlign w:val="baseline"/>
           <w:rtl w:val="0"/>
         </w:rPr>
-        <w:t xml:space="preserve">EXTRAKT z české technické normy</w:t>
+        <w:t xml:space="preserve">EXTRAKT z evropské normy</w:t>
       </w:r>
     </w:p>
     <w:p>
@@ -243,7 +243,7 @@
                 <w:vertAlign w:val="baseline"/>
                 <w:rtl w:val="0"/>
               </w:rPr>
-              <w:t xml:space="preserve">ČSN EN ISO 14819-2</w:t>
+              <w:t xml:space="preserve">EN ISO 14819-2</w:t>
               <w:br w:type="textWrapping"/>
             </w:r>
           </w:p>
@@ -293,7 +293,7 @@
                 <w:vertAlign w:val="baseline"/>
                 <w:rtl w:val="0"/>
               </w:rPr>
-              <w:t xml:space="preserve">01 8253</w:t>
+              <w:t xml:space="preserve"/>
             </w:r>
           </w:p>
         </w:tc>
@@ -347,7 +347,7 @@
           <w:vertAlign w:val="baseline"/>
           <w:rtl w:val="0"/>
         </w:rPr>
-        <w:t xml:space="preserve">Vydána 2021, 209 stran</w:t>
+        <w:t xml:space="preserve">Vydána 2021, 127 stran</w:t>
       </w:r>
     </w:p>
     <w:p>
